--- a/participant/quick-reference-card.docx
+++ b/participant/quick-reference-card.docx
@@ -261,9 +261,11 @@
       <w:r>
         <w:rPr>
           <w:b/>
+          <w:color w:val="1F4E99"/>
           <w:sz w:val="18"/>
+          <w:shd w:val="clear" w:color="auto" w:fill="DCEBFF"/>
         </w:rPr>
-        <w:t>Outcome</w:t>
+        <w:t>Goal</w:t>
       </w:r>
       <w:r>
         <w:rPr>
@@ -275,9 +277,11 @@
       <w:r>
         <w:rPr>
           <w:b/>
+          <w:color w:val="1E6B32"/>
           <w:sz w:val="18"/>
+          <w:shd w:val="clear" w:color="auto" w:fill="DFF5E1"/>
         </w:rPr>
-        <w:t>audience/tone</w:t>
+        <w:t>Source</w:t>
       </w:r>
       <w:r>
         <w:rPr>
@@ -289,9 +293,11 @@
       <w:r>
         <w:rPr>
           <w:b/>
+          <w:color w:val="8A4B00"/>
           <w:sz w:val="18"/>
+          <w:shd w:val="clear" w:color="auto" w:fill="FFE9CC"/>
         </w:rPr>
-        <w:t>source</w:t>
+        <w:t>Expectations</w:t>
       </w:r>
       <w:r>
         <w:rPr>
@@ -303,23 +309,11 @@
       <w:r>
         <w:rPr>
           <w:b/>
+          <w:color w:val="5B2C91"/>
           <w:sz w:val="18"/>
+          <w:shd w:val="clear" w:color="auto" w:fill="EDE3FA"/>
         </w:rPr>
-        <w:t>format</w:t>
-      </w:r>
-      <w:r>
-        <w:rPr>
-          <w:b w:val="0"/>
-          <w:sz w:val="18"/>
-        </w:rPr>
-        <w:t xml:space="preserve"> + </w:t>
-      </w:r>
-      <w:r>
-        <w:rPr>
-          <w:b/>
-          <w:sz w:val="18"/>
-        </w:rPr>
-        <w:t>constraints</w:t>
+        <w:t>Constraints</w:t>
       </w:r>
     </w:p>
     <w:p>
@@ -328,14 +322,71 @@
           <w:b w:val="0"/>
           <w:sz w:val="17"/>
         </w:rPr>
-        <w:t xml:space="preserve">e.g. </w:t>
+        <w:t>e.g. “</w:t>
+      </w:r>
+      <w:r>
+        <w:rPr>
+          <w:b w:val="0"/>
+          <w:color w:val="1F4E99"/>
+          <w:sz w:val="17"/>
+          <w:shd w:val="clear" w:color="auto" w:fill="DCEBFF"/>
+        </w:rPr>
+        <w:t>Draft a warm welcome email for our new HR Coordinator starting Monday,</w:t>
       </w:r>
       <w:r>
         <w:rPr>
           <w:b w:val="0"/>
           <w:sz w:val="17"/>
         </w:rPr>
-        <w:t>“Draft a warm welcome email for our new HR Coordinator starting Monday, using onboarding-checklist.docx. Under 200 words. Save as a draft — don’t send.”</w:t>
+        <w:t xml:space="preserve"> </w:t>
+      </w:r>
+      <w:r>
+        <w:rPr>
+          <w:b w:val="0"/>
+          <w:color w:val="1E6B32"/>
+          <w:sz w:val="17"/>
+          <w:shd w:val="clear" w:color="auto" w:fill="DFF5E1"/>
+        </w:rPr>
+        <w:t>using onboarding-checklist.docx.</w:t>
+      </w:r>
+      <w:r>
+        <w:rPr>
+          <w:b w:val="0"/>
+          <w:sz w:val="17"/>
+        </w:rPr>
+        <w:t xml:space="preserve"> </w:t>
+      </w:r>
+      <w:r>
+        <w:rPr>
+          <w:b w:val="0"/>
+          <w:color w:val="8A4B00"/>
+          <w:sz w:val="17"/>
+          <w:shd w:val="clear" w:color="auto" w:fill="FFE9CC"/>
+        </w:rPr>
+        <w:t>Under 200 words. Save as a draft</w:t>
+      </w:r>
+      <w:r>
+        <w:rPr>
+          <w:b w:val="0"/>
+          <w:sz w:val="17"/>
+        </w:rPr>
+        <w:t xml:space="preserve"> — </w:t>
+      </w:r>
+      <w:r>
+        <w:rPr>
+          <w:b w:val="0"/>
+          <w:color w:val="5B2C91"/>
+          <w:sz w:val="17"/>
+          <w:shd w:val="clear" w:color="auto" w:fill="EDE3FA"/>
+        </w:rPr>
+        <w:t>don’t send.</w:t>
+      </w:r>
+      <w:r>
+        <w:rPr>
+          <w:b w:val="0"/>
+          <w:sz w:val="17"/>
+        </w:rPr>
+        <w:t>”</w:t>
       </w:r>
     </w:p>
     <w:p>
